--- a/assets/example/example_resume_zh.docx
+++ b/assets/example/example_resume_zh.docx
@@ -22,7 +22,7 @@
           <w:rPr>
             <w:rFonts w:ascii="Times New Roman" w:hAnsi="Times New Roman" w:eastAsia="宋体"/>
             <w:color w:val="000000"/>
-            <w:u w:val="none"/>
+            <w:u w:val="single"/>
           </w:rPr>
           <w:t>mailto:lin.zhiyuan@example.com</w:t>
         </w:r>
@@ -38,7 +38,7 @@
           <w:rPr>
             <w:rFonts w:ascii="Times New Roman" w:hAnsi="Times New Roman" w:eastAsia="宋体"/>
             <w:color w:val="000000"/>
-            <w:u w:val="none"/>
+            <w:u w:val="single"/>
           </w:rPr>
           <w:t>+86 138 0000 0000</w:t>
         </w:r>
@@ -54,7 +54,7 @@
           <w:rPr>
             <w:rFonts w:ascii="Times New Roman" w:hAnsi="Times New Roman" w:eastAsia="宋体"/>
             <w:color w:val="000000"/>
-            <w:u w:val="none"/>
+            <w:u w:val="single"/>
           </w:rPr>
           <w:t>GitHub</w:t>
         </w:r>

--- a/assets/example/example_resume_zh.docx
+++ b/assets/example/example_resume_zh.docx
@@ -24,7 +24,7 @@
             <w:color w:val="000000"/>
             <w:u w:val="single"/>
           </w:rPr>
-          <w:t>mailto:lin.zhiyuan@example.com</w:t>
+          <w:t>lin.zhiyuan@example.com</w:t>
         </w:r>
       </w:hyperlink>
       <w:r>
